--- a/output/docx/fr/BUFRCREX_CodeFlag_fr_01.docx
+++ b/output/docx/fr/BUFRCREX_CodeFlag_fr_01.docx
@@ -768,7 +768,7 @@
           <w:i/>
           <w:sz w:val="14"/>
         </w:rPr>
-        <w:t>Note 10: (Voir la table de code commune C-5 dans la Partie C/c.)</w:t>
+        <w:t>Note CF10: (Voir la table de code commune C-5 dans la Partie C/c.)</w:t>
       </w:r>
     </w:p>
     <w:p/>
@@ -2884,7 +2884,7 @@
           <w:i/>
           <w:sz w:val="14"/>
         </w:rPr>
-        <w:t>Note 6: (Voir la table de code commune C-1 dans la Partie C/c.)</w:t>
+        <w:t>Note CF6: (Voir la table de code commune C-1 dans la Partie C/c.)</w:t>
       </w:r>
     </w:p>
     <w:p/>
@@ -3053,7 +3053,7 @@
           <w:i/>
           <w:sz w:val="14"/>
         </w:rPr>
-        <w:t>Note 6: (Voir la table de code commune C-1 dans la Partie C/c.)</w:t>
+        <w:t>Note CF6: (Voir la table de code commune C-1 dans la Partie C/c.)</w:t>
       </w:r>
     </w:p>
     <w:p/>
@@ -3222,7 +3222,7 @@
           <w:i/>
           <w:sz w:val="14"/>
         </w:rPr>
-        <w:t>Note 14: (A definir par les centres proprement dits - Voir la table de code commune C-12 dans la Partie C/c.)</w:t>
+        <w:t>Note CF14: (A definir par les centres proprement dits - Voir la table de code commune C-12 dans la Partie C/c.)</w:t>
       </w:r>
     </w:p>
     <w:p/>
@@ -6626,7 +6626,7 @@
           <w:i/>
           <w:sz w:val="14"/>
         </w:rPr>
-        <w:t>Note 78: Les trois premiers chiffres representent le code ISO du pays.</w:t>
+        <w:t>Note CF78: Les trois premiers chiffres representent le code ISO du pays.</w:t>
       </w:r>
     </w:p>
     <w:p/>
@@ -22696,7 +22696,7 @@
                 <w:b w:val="0"/>
                 <w:sz w:val="16"/>
               </w:rPr>
-              <w:t>Note 92: Afin qu’il soit possible de distinguer sans ambiguïté les cas de valeurs manquantes et de pixels saturés, les données d’image de n bits doivent être codées à l’aide d’un champs de données de n+1. Lorsqu’un tel descripteur n’est pas déjà disponible dans la classe 30, on utilise un descripteur d’opération 2 01 YYY pour modifier le champ de données de l’entrée existante, selon les besoins.</w:t>
+              <w:t>Note CF92: Lorsque le chiffre du code 4 est utilise pour preciser un systeme de coordonnees de reference, la donnee ellipsoidale est alors un ellipsoide de revolution aplati, dont le grand axe s'oriente dans le meme plan que le plan equatorial et le petit axe coupe le meridien d'origine pres du pole d'origine.</w:t>
             </w:r>
           </w:p>
         </w:tc>
@@ -22831,7 +22831,7 @@
           <w:i/>
           <w:sz w:val="14"/>
         </w:rPr>
-        <w:t>Note 39: 1) L’EPSG est un jeu de données sur les systèmes de coordonnées et les transformations qu’ils subissent, constitué et tenu à jour à l’origine par l’ European Petroleum Survey Group l’Association internationale des producteurs de pétrole et de gaz qui s’en occupe, par le biais du sous-comité à la géodésie relevant de son Comité de géomatique. 2) Lorsque le chiffre du code 4 est utilisé pour préciser un système de coordonnées de référence, la donnée ellipsoïdale est alors un ellipsoïde de révolution aplati, dont le grand axe s’oriente dans le même plan que le plan équatorial et le petit axe coupe le méridien d’origine près du pôle d’origine. Le Nord correspond à la direction de l’équateur au pôle d’origine. L’Est correspond au sens inverse des aiguilles d’une montre à partir du méridien d’origine vu depuis le pôle Nord. Dans ce cas, il faut préciser le demi-grand axe et le demi-petit axe (en se servant par exemple des descripteurs 0 01 152 et 0 01 153).</w:t>
+        <w:t>Note CF39: 1) L’EPSG est un jeu de données sur les systèmes de coordonnées et les transformations qu’ils subissent, constitué et tenu à jour à l’origine par l’ European Petroleum Survey Group l’Association internationale des producteurs de pétrole et de gaz qui s’en occupe, par le biais du sous-comité à la géodésie relevant de son Comité de géomatique. 2) Lorsque le chiffre du code 4 est utilisé pour préciser un système de coordonnées de référence, la donnée ellipsoïdale est alors un ellipsoïde de révolution aplati, dont le grand axe s’oriente dans le même plan que le plan équatorial et le petit axe coupe le méridien d’origine près du pôle d’origine. Le Nord correspond à la direction de l’équateur au pôle d’origine. L’Est correspond au sens inverse des aiguilles d’une montre à partir du méridien d’origine vu depuis le pôle Nord. Dans ce cas, il faut préciser le demi-grand axe et le demi-petit axe (en se servant par exemple des descripteurs 0 01 152 et 0 01 153).</w:t>
       </w:r>
     </w:p>
     <w:p/>
